--- a/중국어_대화문/6부_docx/6부_02화_첫_정치국_회의.docx
+++ b/중국어_대화문/6부_docx/6부_02화_첫_정치국_회의.docx
@@ -185,7 +185,7 @@
         <w:t>李雨桐:</w:t>
       </w:r>
       <w:r>
-        <w:t xml:space="preserve"> 还有一件事。梅老师昨晚打了电话，没说别的，只说了一句。（停了一下）苏老师那边，前几天来过一封很客气的信，两位客人，当面答复过了，没有应。</w:t>
+        <w:t xml:space="preserve"> 还有一件事。云衢所那封信的抄件，十七号就送到了，您一直没有回应。（停了一下）苏老师那边，两位客人都见过了，听说答复定在周五。</w:t>
       </w:r>
     </w:p>
     <w:p>
@@ -207,7 +207,7 @@
         <w:t>李雨桐:</w:t>
       </w:r>
       <w:r>
-        <w:t xml:space="preserve"> 您不问问是怎么答复的？</w:t>
+        <w:t xml:space="preserve"> 您不问问她会怎么答复？</w:t>
       </w:r>
     </w:p>
     <w:p>
@@ -367,7 +367,7 @@
         <w:t>蒋立群:</w:t>
       </w:r>
       <w:r>
-        <w:t xml:space="preserve"> 各位同志，总书记在休养，委托我召集本次会议。现在开会。今天四项议题，时间两个半小时。已经到会二十四人，一人因病请假，达到法定人数。</w:t>
+        <w:t xml:space="preserve"> 各位同志，总书记在休养，委托我召集本次会议。现在开会。今天四项议题，时间两个半小时。应到二十五人，总书记因病请假，已经到会二十四人，达到法定人数。</w:t>
       </w:r>
     </w:p>
     <w:p>
@@ -922,7 +922,7 @@
         <w:t>魏长风:</w:t>
       </w:r>
       <w:r>
-        <w:t xml:space="preserve"> 沈委员，这一回，你赢了六票。</w:t>
+        <w:t xml:space="preserve"> 沈委员，这一回，我只得了六票。</w:t>
       </w:r>
     </w:p>
     <w:p>
@@ -1010,7 +1010,7 @@
         <w:t>魏长风:</w:t>
       </w:r>
       <w:r>
-        <w:t xml:space="preserve"> 二十九位中央委员，请求补充确认的程序，是按规定走的，不是我私人的事。他们委托了一位律师，去找了一个人。（语气平平的，没有看他）那个人回绝了。回绝得很体面，一个字也没有提到你。</w:t>
+        <w:t xml:space="preserve"> 二十九位中央委员，请求补充确认的程序，是按规定走的，不是我私人的事。他们委托了一位律师，去找了一个人。（语气平平的，没有看他）那个人回绝了。回绝得很体面，三件事，一件也没有答。</w:t>
       </w:r>
     </w:p>
     <w:p>
@@ -1721,7 +1721,7 @@
         <w:t>『孟子·尽心下』:</w:t>
       </w:r>
       <w:r>
-        <w:t xml:space="preserve"> «尽信书，则不如无书» — 한국어 해설: '책을 무조건 믿으면 차라리 책이 없느니만 못하다.' 맹자가 『서경』의 무왕 정벌 기록을 곧이곧대로 믿을 수 없다고 한 말로, 문서와 자료를 맹신하지 말고 따져 보라는 뜻이다. 장면 4에서 선즈위안이 웨이창펑의 백서 수치를 두고, 자기 부처의 저점표까지 포함해 통계청·감사청이 같은 기준으로 다시 맞춰 보자고 제안하며 인용한다.</w:t>
+        <w:t xml:space="preserve"> «尽信书，则不如无书» — 한국어 해설: '책을 무조건 믿으면 차라리 책이 없느니만 못하다.' 맹자가 『서경』의 무왕 정벌 기록을 곧이곧대로 믿을 수 없다고 한 말로, 문서와 자료를 맹신하지 말고 따져 보라는 뜻이다. 장면 4에서 선즈위안이 웨이창펑의 백서 수치를 두고, 자기 부처의 기초 대장표까지 포함해 국가통계국·심계서가 같은 기준으로 다시 맞춰 보자고 제안하며 인용한다.</w:t>
       </w:r>
     </w:p>
     <w:p>
